--- a/rep_reports/Stephen_performance_report.docx
+++ b/rep_reports/Stephen_performance_report.docx
@@ -60,7 +60,7 @@
           <w:color w:val="666666"/>
           <w:sz w:val="22"/>
         </w:rPr>
-        <w:t>February 1-21, 2026 (18 Working Days)</w:t>
+        <w:t>February 1-28, 2026 (24 Working Days — Full Month)</w:t>
       </w:r>
     </w:p>
     <w:p>
@@ -73,7 +73,7 @@
           <w:color w:val="999999"/>
           <w:sz w:val="18"/>
         </w:rPr>
-        <w:t>Generated: 2026-02-27 15:54:30</w:t>
+        <w:t>Generated: 2026-03-01 18:47:38</w:t>
       </w:r>
     </w:p>
     <w:p>
@@ -194,7 +194,7 @@
               <w:rPr>
                 <w:sz w:val="18"/>
               </w:rPr>
-              <w:t>KES 4,067,316</w:t>
+              <w:t>KES 5,185,269</w:t>
             </w:r>
           </w:p>
         </w:tc>
@@ -211,7 +211,7 @@
               <w:rPr>
                 <w:sz w:val="18"/>
               </w:rPr>
-              <w:t>▼ 42.7% vs team avg</w:t>
+              <w:t>▼ 44.7% vs team avg</w:t>
             </w:r>
           </w:p>
         </w:tc>
@@ -249,7 +249,7 @@
               <w:rPr>
                 <w:sz w:val="18"/>
               </w:rPr>
-              <w:t>KES 414,349</w:t>
+              <w:t>KES 535,878</w:t>
             </w:r>
           </w:p>
         </w:tc>
@@ -267,7 +267,7 @@
               <w:rPr>
                 <w:sz w:val="18"/>
               </w:rPr>
-              <w:t>9.5% of team total</w:t>
+              <w:t>9.3% of team total</w:t>
             </w:r>
           </w:p>
         </w:tc>
@@ -303,7 +303,7 @@
               <w:rPr>
                 <w:sz w:val="18"/>
               </w:rPr>
-              <w:t>10.2%</w:t>
+              <w:t>10.3%</w:t>
             </w:r>
           </w:p>
         </w:tc>
@@ -320,7 +320,7 @@
               <w:rPr>
                 <w:sz w:val="18"/>
               </w:rPr>
-              <w:t>Team avg: 8.7%</w:t>
+              <w:t>Team avg: 8.8%</w:t>
             </w:r>
           </w:p>
         </w:tc>
@@ -358,7 +358,7 @@
               <w:rPr>
                 <w:sz w:val="18"/>
               </w:rPr>
-              <w:t>5,683</w:t>
+              <w:t>7,414</w:t>
             </w:r>
           </w:p>
         </w:tc>
@@ -411,7 +411,7 @@
               <w:rPr>
                 <w:sz w:val="18"/>
               </w:rPr>
-              <w:t>KES 225,962</w:t>
+              <w:t>KES 216,053</w:t>
             </w:r>
           </w:p>
         </w:tc>
@@ -465,7 +465,7 @@
               <w:rPr>
                 <w:sz w:val="18"/>
               </w:rPr>
-              <w:t>KES 23,019</w:t>
+              <w:t>KES 22,328</w:t>
             </w:r>
           </w:p>
         </w:tc>
@@ -518,7 +518,7 @@
               <w:rPr>
                 <w:sz w:val="18"/>
               </w:rPr>
-              <w:t>8.2%</w:t>
+              <w:t>7.9%</w:t>
             </w:r>
           </w:p>
         </w:tc>
@@ -535,7 +535,7 @@
               <w:rPr>
                 <w:sz w:val="18"/>
               </w:rPr>
-              <w:t>#4 of 7 reps</w:t>
+              <w:t>#5 of 7 reps</w:t>
             </w:r>
           </w:p>
         </w:tc>
@@ -573,7 +573,7 @@
               <w:rPr>
                 <w:sz w:val="18"/>
               </w:rPr>
-              <w:t>#4</w:t>
+              <w:t>#5</w:t>
             </w:r>
           </w:p>
         </w:tc>
@@ -1116,6 +1116,116 @@
         <w:tc>
           <w:tcPr>
             <w:tcW w:type="dxa" w:w="1440"/>
+            <w:shd w:fill="ECF0F1"/>
+          </w:tcPr>
+          <w:p>
+            <w:pPr>
+              <w:jc w:val="center"/>
+            </w:pPr>
+            <w:r/>
+            <w:r>
+              <w:rPr>
+                <w:sz w:val="18"/>
+              </w:rPr>
+              <w:t>Week 4 (Feb 23-28)</w:t>
+            </w:r>
+          </w:p>
+        </w:tc>
+        <w:tc>
+          <w:tcPr>
+            <w:tcW w:type="dxa" w:w="1440"/>
+            <w:shd w:fill="ECF0F1"/>
+          </w:tcPr>
+          <w:p>
+            <w:pPr>
+              <w:jc w:val="center"/>
+            </w:pPr>
+            <w:r/>
+            <w:r>
+              <w:rPr>
+                <w:sz w:val="18"/>
+              </w:rPr>
+              <w:t>KES 1,117,953</w:t>
+            </w:r>
+          </w:p>
+        </w:tc>
+        <w:tc>
+          <w:tcPr>
+            <w:tcW w:type="dxa" w:w="1440"/>
+            <w:shd w:fill="ECF0F1"/>
+          </w:tcPr>
+          <w:p>
+            <w:pPr>
+              <w:jc w:val="center"/>
+            </w:pPr>
+            <w:r/>
+            <w:r>
+              <w:rPr>
+                <w:sz w:val="18"/>
+              </w:rPr>
+              <w:t>KES 121,530</w:t>
+            </w:r>
+          </w:p>
+        </w:tc>
+        <w:tc>
+          <w:tcPr>
+            <w:tcW w:type="dxa" w:w="1440"/>
+            <w:shd w:fill="ECF0F1"/>
+          </w:tcPr>
+          <w:p>
+            <w:pPr>
+              <w:jc w:val="center"/>
+            </w:pPr>
+            <w:r/>
+            <w:r>
+              <w:rPr>
+                <w:sz w:val="18"/>
+              </w:rPr>
+              <w:t>10.9%</w:t>
+            </w:r>
+          </w:p>
+        </w:tc>
+        <w:tc>
+          <w:tcPr>
+            <w:tcW w:type="dxa" w:w="1440"/>
+            <w:shd w:fill="ECF0F1"/>
+          </w:tcPr>
+          <w:p>
+            <w:pPr>
+              <w:jc w:val="center"/>
+            </w:pPr>
+            <w:r/>
+            <w:r>
+              <w:rPr>
+                <w:sz w:val="18"/>
+              </w:rPr>
+              <w:t>KES 186,326</w:t>
+            </w:r>
+          </w:p>
+        </w:tc>
+        <w:tc>
+          <w:tcPr>
+            <w:tcW w:type="dxa" w:w="1440"/>
+            <w:shd w:fill="ECF0F1"/>
+          </w:tcPr>
+          <w:p>
+            <w:pPr>
+              <w:jc w:val="center"/>
+            </w:pPr>
+            <w:r/>
+            <w:r>
+              <w:rPr>
+                <w:sz w:val="18"/>
+              </w:rPr>
+              <w:t>-17.1%</w:t>
+            </w:r>
+          </w:p>
+        </w:tc>
+      </w:tr>
+      <w:tr>
+        <w:tc>
+          <w:tcPr>
+            <w:tcW w:type="dxa" w:w="1440"/>
             <w:shd w:fill="D5F5E3"/>
           </w:tcPr>
           <w:p>
@@ -1128,7 +1238,7 @@
                 <w:b/>
                 <w:sz w:val="18"/>
               </w:rPr>
-              <w:t>TOTAL</w:t>
+              <w:t>FULL MONTH</w:t>
             </w:r>
           </w:p>
         </w:tc>
@@ -1147,7 +1257,7 @@
                 <w:b/>
                 <w:sz w:val="18"/>
               </w:rPr>
-              <w:t>KES 4,067,316</w:t>
+              <w:t>KES 5,185,269</w:t>
             </w:r>
           </w:p>
         </w:tc>
@@ -1166,7 +1276,7 @@
                 <w:b/>
                 <w:sz w:val="18"/>
               </w:rPr>
-              <w:t>KES 414,349</w:t>
+              <w:t>KES 535,878</w:t>
             </w:r>
           </w:p>
         </w:tc>
@@ -1185,7 +1295,7 @@
                 <w:b/>
                 <w:sz w:val="18"/>
               </w:rPr>
-              <w:t>10.2%</w:t>
+              <w:t>10.3%</w:t>
             </w:r>
           </w:p>
         </w:tc>
@@ -1204,7 +1314,7 @@
                 <w:b/>
                 <w:sz w:val="18"/>
               </w:rPr>
-              <w:t>KES 225,962</w:t>
+              <w:t>KES 216,053</w:t>
             </w:r>
           </w:p>
         </w:tc>
@@ -1223,7 +1333,7 @@
                 <w:b/>
                 <w:sz w:val="18"/>
               </w:rPr>
-              <w:t>+16.6%</w:t>
+              <w:t>-3.4%</w:t>
             </w:r>
           </w:p>
         </w:tc>
@@ -1260,9 +1370,18 @@
       <w:r>
         <w:rPr>
           <w:b/>
+          <w:color w:val="E74C3C"/>
+        </w:rPr>
+        <w:t>▼ W3→W4: Sales decreased by 17.1% (KES 1,349K → 1,118K)</w:t>
+      </w:r>
+    </w:p>
+    <w:p>
+      <w:r>
+        <w:rPr>
+          <w:b/>
           <w:color w:val="E67E22"/>
         </w:rPr>
-        <w:t>⚠️ Week 3 reversal after Week 2 growth — monitor closely</w:t>
+        <w:t>⚠️ Week 4 decline (-17.1%) — ended month on a downward note</w:t>
       </w:r>
     </w:p>
     <w:p>
@@ -1446,7 +1565,7 @@
               <w:rPr>
                 <w:sz w:val="18"/>
               </w:rPr>
-              <w:t>KES 3,589,596</w:t>
+              <w:t>KES 4,696,169</w:t>
             </w:r>
           </w:p>
         </w:tc>
@@ -1463,7 +1582,7 @@
               <w:rPr>
                 <w:sz w:val="18"/>
               </w:rPr>
-              <w:t>KES 331,182</w:t>
+              <w:t>KES 449,696</w:t>
             </w:r>
           </w:p>
         </w:tc>
@@ -1480,7 +1599,7 @@
               <w:rPr>
                 <w:sz w:val="18"/>
               </w:rPr>
-              <w:t>9.2%</w:t>
+              <w:t>9.6%</w:t>
             </w:r>
           </w:p>
         </w:tc>
@@ -1497,7 +1616,7 @@
               <w:rPr>
                 <w:sz w:val="18"/>
               </w:rPr>
-              <w:t>5,318</w:t>
+              <w:t>7,038</w:t>
             </w:r>
           </w:p>
         </w:tc>
@@ -1514,7 +1633,7 @@
               <w:rPr>
                 <w:sz w:val="18"/>
               </w:rPr>
-              <w:t>88.3%</w:t>
+              <w:t>90.6%</w:t>
             </w:r>
           </w:p>
         </w:tc>
@@ -1552,7 +1671,7 @@
               <w:rPr>
                 <w:sz w:val="18"/>
               </w:rPr>
-              <w:t>KES 266,000</w:t>
+              <w:t>KES 274,100</w:t>
             </w:r>
           </w:p>
         </w:tc>
@@ -1570,7 +1689,7 @@
               <w:rPr>
                 <w:sz w:val="18"/>
               </w:rPr>
-              <w:t>KES 48,733</w:t>
+              <w:t>KES 50,413</w:t>
             </w:r>
           </w:p>
         </w:tc>
@@ -1588,7 +1707,7 @@
               <w:rPr>
                 <w:sz w:val="18"/>
               </w:rPr>
-              <w:t>18.3%</w:t>
+              <w:t>18.4%</w:t>
             </w:r>
           </w:p>
         </w:tc>
@@ -1606,7 +1725,7 @@
               <w:rPr>
                 <w:sz w:val="18"/>
               </w:rPr>
-              <w:t>265</w:t>
+              <w:t>275</w:t>
             </w:r>
           </w:p>
         </w:tc>
@@ -1624,7 +1743,7 @@
               <w:rPr>
                 <w:sz w:val="18"/>
               </w:rPr>
-              <w:t>6.5%</w:t>
+              <w:t>5.3%</w:t>
             </w:r>
           </w:p>
         </w:tc>
@@ -1660,7 +1779,7 @@
               <w:rPr>
                 <w:sz w:val="18"/>
               </w:rPr>
-              <w:t>KES 211,720</w:t>
+              <w:t>KES 215,000</w:t>
             </w:r>
           </w:p>
         </w:tc>
@@ -1677,7 +1796,7 @@
               <w:rPr>
                 <w:sz w:val="18"/>
               </w:rPr>
-              <w:t>KES 34,434</w:t>
+              <w:t>KES 35,770</w:t>
             </w:r>
           </w:p>
         </w:tc>
@@ -1694,7 +1813,7 @@
               <w:rPr>
                 <w:sz w:val="18"/>
               </w:rPr>
-              <w:t>16.3%</w:t>
+              <w:t>16.6%</w:t>
             </w:r>
           </w:p>
         </w:tc>
@@ -1711,7 +1830,7 @@
               <w:rPr>
                 <w:sz w:val="18"/>
               </w:rPr>
-              <w:t>100</w:t>
+              <w:t>101</w:t>
             </w:r>
           </w:p>
         </w:tc>
@@ -1728,7 +1847,7 @@
               <w:rPr>
                 <w:sz w:val="18"/>
               </w:rPr>
-              <w:t>5.2%</w:t>
+              <w:t>4.1%</w:t>
             </w:r>
           </w:p>
         </w:tc>
@@ -1768,7 +1887,7 @@
                 <w:b/>
                 <w:sz w:val="18"/>
               </w:rPr>
-              <w:t>KES 4,067,316</w:t>
+              <w:t>KES 5,185,269</w:t>
             </w:r>
           </w:p>
         </w:tc>
@@ -1787,7 +1906,7 @@
                 <w:b/>
                 <w:sz w:val="18"/>
               </w:rPr>
-              <w:t>KES 414,349</w:t>
+              <w:t>KES 535,878</w:t>
             </w:r>
           </w:p>
         </w:tc>
@@ -1806,7 +1925,7 @@
                 <w:b/>
                 <w:sz w:val="18"/>
               </w:rPr>
-              <w:t>10.2%</w:t>
+              <w:t>10.3%</w:t>
             </w:r>
           </w:p>
         </w:tc>
@@ -1825,7 +1944,7 @@
                 <w:b/>
                 <w:sz w:val="18"/>
               </w:rPr>
-              <w:t>5,683</w:t>
+              <w:t>7,414</w:t>
             </w:r>
           </w:p>
         </w:tc>
@@ -1872,7 +1991,7 @@
           <w:color w:val="555555"/>
           <w:sz w:val="18"/>
         </w:rPr>
-        <w:t>W1: KES 925,821 → W2: KES 1,423,935 → W3: KES 1,239,840 → Overall: ▲34%</w:t>
+        <w:t>W1: KES 925,821 → W2: KES 1,423,935 → W3: KES 1,239,840 → W4: KES 1,106,573 → Overall: ▲20%</w:t>
       </w:r>
     </w:p>
     <w:p>
@@ -1888,7 +2007,7 @@
           <w:color w:val="555555"/>
           <w:sz w:val="18"/>
         </w:rPr>
-        <w:t>W1: KES 74,360 → W2: KES 117,500 → W3: KES 74,140 → Overall: ▼0%</w:t>
+        <w:t>W1: KES 74,360 → W2: KES 117,500 → W3: KES 74,140 → W4: KES 8,100 → Overall: ▼89%</w:t>
       </w:r>
     </w:p>
     <w:p>
@@ -1904,7 +2023,7 @@
           <w:color w:val="555555"/>
           <w:sz w:val="18"/>
         </w:rPr>
-        <w:t>W1: KES 156,730 → W2: KES 20,040 → W3: KES 34,950 → Overall: ▼78%</w:t>
+        <w:t>W1: KES 156,730 → W2: KES 20,040 → W3: KES 34,950 → W4: KES 3,280 → Overall: ▼98%</w:t>
       </w:r>
     </w:p>
     <w:p>
@@ -2242,7 +2361,7 @@
               <w:rPr>
                 <w:sz w:val="18"/>
               </w:rPr>
-              <w:t>KES 19,339,020</w:t>
+              <w:t>KES 25,230,250</w:t>
             </w:r>
           </w:p>
         </w:tc>
@@ -2276,7 +2395,7 @@
               <w:rPr>
                 <w:sz w:val="18"/>
               </w:rPr>
-              <w:t>38.9%</w:t>
+              <w:t>38.4%</w:t>
             </w:r>
           </w:p>
         </w:tc>
@@ -2332,7 +2451,7 @@
               <w:rPr>
                 <w:sz w:val="18"/>
               </w:rPr>
-              <w:t>KES 9,453,025</w:t>
+              <w:t>KES 13,451,533</w:t>
             </w:r>
           </w:p>
         </w:tc>
@@ -2350,7 +2469,7 @@
               <w:rPr>
                 <w:sz w:val="18"/>
               </w:rPr>
-              <w:t>8.1%</w:t>
+              <w:t>8.4%</w:t>
             </w:r>
           </w:p>
         </w:tc>
@@ -2368,7 +2487,7 @@
               <w:rPr>
                 <w:sz w:val="18"/>
               </w:rPr>
-              <w:t>19.0%</w:t>
+              <w:t>20.5%</w:t>
             </w:r>
           </w:p>
         </w:tc>
@@ -2421,7 +2540,7 @@
               <w:rPr>
                 <w:sz w:val="18"/>
               </w:rPr>
-              <w:t>KES 8,456,260</w:t>
+              <w:t>KES 11,367,285</w:t>
             </w:r>
           </w:p>
         </w:tc>
@@ -2438,7 +2557,7 @@
               <w:rPr>
                 <w:sz w:val="18"/>
               </w:rPr>
-              <w:t>10.0%</w:t>
+              <w:t>9.4%</w:t>
             </w:r>
           </w:p>
         </w:tc>
@@ -2455,7 +2574,99 @@
               <w:rPr>
                 <w:sz w:val="18"/>
               </w:rPr>
-              <w:t>17.0%</w:t>
+              <w:t>17.3%</w:t>
+            </w:r>
+          </w:p>
+        </w:tc>
+      </w:tr>
+      <w:tr>
+        <w:tc>
+          <w:tcPr>
+            <w:tcW w:type="dxa" w:w="1728"/>
+            <w:shd w:fill="ECF0F1"/>
+          </w:tcPr>
+          <w:p>
+            <w:pPr>
+              <w:jc w:val="center"/>
+            </w:pPr>
+            <w:r/>
+            <w:r>
+              <w:rPr>
+                <w:sz w:val="18"/>
+              </w:rPr>
+              <w:t>#4</w:t>
+            </w:r>
+          </w:p>
+        </w:tc>
+        <w:tc>
+          <w:tcPr>
+            <w:tcW w:type="dxa" w:w="1728"/>
+            <w:shd w:fill="ECF0F1"/>
+          </w:tcPr>
+          <w:p>
+            <w:pPr>
+              <w:jc w:val="center"/>
+            </w:pPr>
+            <w:r/>
+            <w:r>
+              <w:rPr>
+                <w:sz w:val="18"/>
+              </w:rPr>
+              <w:t>Bonface Muriu</w:t>
+            </w:r>
+          </w:p>
+        </w:tc>
+        <w:tc>
+          <w:tcPr>
+            <w:tcW w:type="dxa" w:w="1728"/>
+            <w:shd w:fill="ECF0F1"/>
+          </w:tcPr>
+          <w:p>
+            <w:pPr>
+              <w:jc w:val="center"/>
+            </w:pPr>
+            <w:r/>
+            <w:r>
+              <w:rPr>
+                <w:sz w:val="18"/>
+              </w:rPr>
+              <w:t>KES 5,391,674</w:t>
+            </w:r>
+          </w:p>
+        </w:tc>
+        <w:tc>
+          <w:tcPr>
+            <w:tcW w:type="dxa" w:w="1728"/>
+            <w:shd w:fill="ECF0F1"/>
+          </w:tcPr>
+          <w:p>
+            <w:pPr>
+              <w:jc w:val="center"/>
+            </w:pPr>
+            <w:r/>
+            <w:r>
+              <w:rPr>
+                <w:sz w:val="18"/>
+              </w:rPr>
+              <w:t>14.9%</w:t>
+            </w:r>
+          </w:p>
+        </w:tc>
+        <w:tc>
+          <w:tcPr>
+            <w:tcW w:type="dxa" w:w="1728"/>
+            <w:shd w:fill="ECF0F1"/>
+          </w:tcPr>
+          <w:p>
+            <w:pPr>
+              <w:jc w:val="center"/>
+            </w:pPr>
+            <w:r/>
+            <w:r>
+              <w:rPr>
+                <w:sz w:val="18"/>
+              </w:rPr>
+              <w:t>8.2%</w:t>
             </w:r>
           </w:p>
         </w:tc>
@@ -2476,7 +2687,7 @@
                 <w:b/>
                 <w:sz w:val="18"/>
               </w:rPr>
-              <w:t>#4</w:t>
+              <w:t>#5</w:t>
             </w:r>
           </w:p>
         </w:tc>
@@ -2514,7 +2725,7 @@
                 <w:b/>
                 <w:sz w:val="18"/>
               </w:rPr>
-              <w:t>KES 4,067,316</w:t>
+              <w:t>KES 5,185,269</w:t>
             </w:r>
           </w:p>
         </w:tc>
@@ -2533,7 +2744,7 @@
                 <w:b/>
                 <w:sz w:val="18"/>
               </w:rPr>
-              <w:t>10.2%</w:t>
+              <w:t>10.3%</w:t>
             </w:r>
           </w:p>
         </w:tc>
@@ -2552,94 +2763,7 @@
                 <w:b/>
                 <w:sz w:val="18"/>
               </w:rPr>
-              <w:t>8.2%</w:t>
-            </w:r>
-          </w:p>
-        </w:tc>
-      </w:tr>
-      <w:tr>
-        <w:tc>
-          <w:tcPr>
-            <w:tcW w:type="dxa" w:w="1728"/>
-          </w:tcPr>
-          <w:p>
-            <w:pPr>
-              <w:jc w:val="center"/>
-            </w:pPr>
-            <w:r/>
-            <w:r>
-              <w:rPr>
-                <w:sz w:val="18"/>
-              </w:rPr>
-              <w:t>#5</w:t>
-            </w:r>
-          </w:p>
-        </w:tc>
-        <w:tc>
-          <w:tcPr>
-            <w:tcW w:type="dxa" w:w="1728"/>
-          </w:tcPr>
-          <w:p>
-            <w:pPr>
-              <w:jc w:val="center"/>
-            </w:pPr>
-            <w:r/>
-            <w:r>
-              <w:rPr>
-                <w:sz w:val="18"/>
-              </w:rPr>
-              <w:t>Bonface Muriu</w:t>
-            </w:r>
-          </w:p>
-        </w:tc>
-        <w:tc>
-          <w:tcPr>
-            <w:tcW w:type="dxa" w:w="1728"/>
-          </w:tcPr>
-          <w:p>
-            <w:pPr>
-              <w:jc w:val="center"/>
-            </w:pPr>
-            <w:r/>
-            <w:r>
-              <w:rPr>
-                <w:sz w:val="18"/>
-              </w:rPr>
-              <w:t>KES 3,948,909</w:t>
-            </w:r>
-          </w:p>
-        </w:tc>
-        <w:tc>
-          <w:tcPr>
-            <w:tcW w:type="dxa" w:w="1728"/>
-          </w:tcPr>
-          <w:p>
-            <w:pPr>
-              <w:jc w:val="center"/>
-            </w:pPr>
-            <w:r/>
-            <w:r>
-              <w:rPr>
-                <w:sz w:val="18"/>
-              </w:rPr>
-              <w:t>13.9%</w:t>
-            </w:r>
-          </w:p>
-        </w:tc>
-        <w:tc>
-          <w:tcPr>
-            <w:tcW w:type="dxa" w:w="1728"/>
-          </w:tcPr>
-          <w:p>
-            <w:pPr>
-              <w:jc w:val="center"/>
-            </w:pPr>
-            <w:r/>
-            <w:r>
-              <w:rPr>
-                <w:sz w:val="18"/>
-              </w:rPr>
-              <w:t>8.0%</w:t>
+              <w:t>7.9%</w:t>
             </w:r>
           </w:p>
         </w:tc>
@@ -2695,7 +2819,7 @@
               <w:rPr>
                 <w:sz w:val="18"/>
               </w:rPr>
-              <w:t>KES 2,614,482</w:t>
+              <w:t>KES 2,964,407</w:t>
             </w:r>
           </w:p>
         </w:tc>
@@ -2713,7 +2837,7 @@
               <w:rPr>
                 <w:sz w:val="18"/>
               </w:rPr>
-              <w:t>14.3%</w:t>
+              <w:t>14.5%</w:t>
             </w:r>
           </w:p>
         </w:tc>
@@ -2731,7 +2855,7 @@
               <w:rPr>
                 <w:sz w:val="18"/>
               </w:rPr>
-              <w:t>5.3%</w:t>
+              <w:t>4.5%</w:t>
             </w:r>
           </w:p>
         </w:tc>
@@ -2784,7 +2908,7 @@
               <w:rPr>
                 <w:sz w:val="18"/>
               </w:rPr>
-              <w:t>KES 1,790,725</w:t>
+              <w:t>KES 2,080,190</w:t>
             </w:r>
           </w:p>
         </w:tc>
@@ -2801,7 +2925,7 @@
               <w:rPr>
                 <w:sz w:val="18"/>
               </w:rPr>
-              <w:t>14.1%</w:t>
+              <w:t>15.2%</w:t>
             </w:r>
           </w:p>
         </w:tc>
@@ -2818,7 +2942,7 @@
               <w:rPr>
                 <w:sz w:val="18"/>
               </w:rPr>
-              <w:t>3.6%</w:t>
+              <w:t>3.2%</w:t>
             </w:r>
           </w:p>
         </w:tc>
@@ -2891,7 +3015,7 @@
           <w:color w:val="E74C3C"/>
           <w:sz w:val="20"/>
         </w:rPr>
-        <w:t>Sales 43% below team average - needs improvement</w:t>
+        <w:t>Sales 45% below team average - needs improvement</w:t>
       </w:r>
     </w:p>
     <w:p>
@@ -2927,7 +3051,19 @@
           <w:color w:val="E74C3C"/>
           <w:sz w:val="20"/>
         </w:rPr>
-        <w:t>⚠️ Week 3 reversal after Week 2 growth - monitor closely</w:t>
+        <w:t>W3→W4: Declined -17.1% (KES 1,349K → 1,118K)</w:t>
+      </w:r>
+    </w:p>
+    <w:p>
+      <w:pPr>
+        <w:pStyle w:val="ListBullet"/>
+      </w:pPr>
+      <w:r>
+        <w:rPr>
+          <w:color w:val="E74C3C"/>
+          <w:sz w:val="20"/>
+        </w:rPr>
+        <w:t>⚠️ Mostly declining trend over 4 weeks (-3.4% overall)</w:t>
       </w:r>
     </w:p>
     <w:p>
@@ -2939,7 +3075,7 @@
           <w:color w:val="34495E"/>
           <w:sz w:val="20"/>
         </w:rPr>
-        <w:t>General Hardware: 8.2% of dept, 9.2% margin</w:t>
+        <w:t>General Hardware: 8.1% of dept, 9.6% margin</w:t>
       </w:r>
     </w:p>
     <w:p>
@@ -2963,7 +3099,7 @@
           <w:color w:val="34495E"/>
           <w:sz w:val="20"/>
         </w:rPr>
-        <w:t>Best margin in PAINTS: 18.3%</w:t>
+        <w:t>Best margin in PAINTS: 18.4%</w:t>
       </w:r>
     </w:p>
     <w:p/>
@@ -2980,7 +3116,7 @@
         <w:pStyle w:val="ListBullet"/>
       </w:pPr>
       <w:r>
-        <w:t>Maintain excellent margin discipline at 10.2% (above team avg of 8.7%).</w:t>
+        <w:t>Maintain excellent margin discipline at 10.3% (above team avg of 8.8%).</w:t>
       </w:r>
     </w:p>
     <w:p>
@@ -2988,7 +3124,7 @@
         <w:pStyle w:val="ListBullet"/>
       </w:pPr>
       <w:r>
-        <w:t>Week 3 showed a 13.6% decline. Review customer activity and pipeline for Week 4.</w:t>
+        <w:t>Week 4 showed a 17.1% decline. Review customer activity and set targets for March.</w:t>
       </w:r>
     </w:p>
     <w:p>
